--- a/docs/周报汇报/石化项目_规则拆分阶段汇报.docx
+++ b/docs/周报汇报/石化项目_规则拆分阶段汇报.docx
@@ -19,23 +19,6 @@
         <w:t>石化项目规则拆分与语义重构阶段汇报</w:t>
       </w:r>
     </w:p>
-    <w:p>
-      <w:pPr>
-        <w:spacing w:before="0" w:after="200" w:line="276" w:lineRule="auto"/>
-        <w:rPr>
-          <w:rFonts w:hint="eastAsia" w:ascii="PingFang SC Regular" w:hAnsi="PingFang SC Regular" w:eastAsia="PingFang SC Regular" w:cs="PingFang SC Regular"/>
-        </w:rPr>
-      </w:pPr>
-      <w:r>
-        <w:rPr>
-          <w:rFonts w:hint="eastAsia" w:ascii="PingFang SC Regular" w:hAnsi="PingFang SC Regular" w:eastAsia="PingFang SC Regular" w:cs="PingFang SC Regular"/>
-          <w:b w:val="0"/>
-          <w:color w:val="666666"/>
-          <w:sz w:val="21"/>
-        </w:rPr>
-        <w:t>目标：将原始规则从“复合表达”调整为可独立使用、语义明确、便于后续检索与建模的原子规则。</w:t>
-      </w:r>
-    </w:p>
     <w:tbl>
       <w:tblPr>
         <w:tblStyle w:val="32"/>
@@ -50,17 +33,18 @@
         </w:tblCellMar>
       </w:tblPr>
       <w:tblGrid>
-        <w:gridCol w:w="3437"/>
-        <w:gridCol w:w="3437"/>
-        <w:gridCol w:w="3437"/>
+        <w:gridCol w:w="3306"/>
+        <w:gridCol w:w="3306"/>
+        <w:gridCol w:w="3306"/>
       </w:tblGrid>
       <w:tr>
         <w:trPr>
+          <w:trHeight w:val="888" w:hRule="atLeast"/>
           <w:jc w:val="center"/>
         </w:trPr>
         <w:tc>
           <w:tcPr>
-            <w:tcW w:w="3231" w:type="dxa"/>
+            <w:tcW w:w="3293" w:type="dxa"/>
             <w:shd w:val="clear" w:color="auto" w:fill="D9EAF7"/>
             <w:tcMar>
               <w:top w:w="140" w:type="dxa"/>
@@ -72,9 +56,12 @@
           </w:tcPr>
           <w:p>
             <w:pPr>
+              <w:spacing w:line="240" w:lineRule="auto"/>
               <w:jc w:val="center"/>
               <w:rPr>
                 <w:rFonts w:hint="eastAsia" w:ascii="PingFang SC Regular" w:hAnsi="PingFang SC Regular" w:eastAsia="PingFang SC Regular" w:cs="PingFang SC Regular"/>
+                <w:sz w:val="28"/>
+                <w:szCs w:val="28"/>
               </w:rPr>
             </w:pPr>
             <w:r>
@@ -82,17 +69,20 @@
                 <w:rFonts w:hint="eastAsia" w:ascii="PingFang SC Regular" w:hAnsi="PingFang SC Regular" w:eastAsia="PingFang SC Regular" w:cs="PingFang SC Regular"/>
                 <w:b/>
                 <w:color w:val="17365D"/>
-                <w:sz w:val="19"/>
+                <w:sz w:val="28"/>
+                <w:szCs w:val="28"/>
               </w:rPr>
               <w:t>拆分前</w:t>
             </w:r>
           </w:p>
           <w:p>
             <w:pPr>
-              <w:spacing w:before="0" w:after="0" w:line="276" w:lineRule="auto"/>
+              <w:spacing w:before="0" w:after="0" w:line="240" w:lineRule="auto"/>
               <w:jc w:val="center"/>
               <w:rPr>
                 <w:rFonts w:hint="eastAsia" w:ascii="PingFang SC Regular" w:hAnsi="PingFang SC Regular" w:eastAsia="PingFang SC Regular" w:cs="PingFang SC Regular"/>
+                <w:sz w:val="28"/>
+                <w:szCs w:val="28"/>
               </w:rPr>
             </w:pPr>
             <w:r>
@@ -100,7 +90,8 @@
                 <w:rFonts w:hint="eastAsia" w:ascii="PingFang SC Regular" w:hAnsi="PingFang SC Regular" w:eastAsia="PingFang SC Regular" w:cs="PingFang SC Regular"/>
                 <w:b/>
                 <w:color w:val="17365D"/>
-                <w:sz w:val="34"/>
+                <w:sz w:val="28"/>
+                <w:szCs w:val="28"/>
               </w:rPr>
               <w:t>118 条</w:t>
             </w:r>
@@ -108,7 +99,7 @@
         </w:tc>
         <w:tc>
           <w:tcPr>
-            <w:tcW w:w="3231" w:type="dxa"/>
+            <w:tcW w:w="3293" w:type="dxa"/>
             <w:shd w:val="clear" w:color="auto" w:fill="E2F0D9"/>
             <w:tcMar>
               <w:top w:w="140" w:type="dxa"/>
@@ -120,9 +111,12 @@
           </w:tcPr>
           <w:p>
             <w:pPr>
+              <w:spacing w:line="240" w:lineRule="auto"/>
               <w:jc w:val="center"/>
               <w:rPr>
                 <w:rFonts w:hint="eastAsia" w:ascii="PingFang SC Regular" w:hAnsi="PingFang SC Regular" w:eastAsia="PingFang SC Regular" w:cs="PingFang SC Regular"/>
+                <w:sz w:val="28"/>
+                <w:szCs w:val="28"/>
               </w:rPr>
             </w:pPr>
             <w:r>
@@ -130,17 +124,20 @@
                 <w:rFonts w:hint="eastAsia" w:ascii="PingFang SC Regular" w:hAnsi="PingFang SC Regular" w:eastAsia="PingFang SC Regular" w:cs="PingFang SC Regular"/>
                 <w:b/>
                 <w:color w:val="17365D"/>
-                <w:sz w:val="19"/>
+                <w:sz w:val="28"/>
+                <w:szCs w:val="28"/>
               </w:rPr>
               <w:t>拆分后</w:t>
             </w:r>
           </w:p>
           <w:p>
             <w:pPr>
-              <w:spacing w:before="0" w:after="0" w:line="276" w:lineRule="auto"/>
+              <w:spacing w:before="0" w:after="0" w:line="240" w:lineRule="auto"/>
               <w:jc w:val="center"/>
               <w:rPr>
                 <w:rFonts w:hint="eastAsia" w:ascii="PingFang SC Regular" w:hAnsi="PingFang SC Regular" w:eastAsia="PingFang SC Regular" w:cs="PingFang SC Regular"/>
+                <w:sz w:val="28"/>
+                <w:szCs w:val="28"/>
               </w:rPr>
             </w:pPr>
             <w:r>
@@ -148,15 +145,27 @@
                 <w:rFonts w:hint="eastAsia" w:ascii="PingFang SC Regular" w:hAnsi="PingFang SC Regular" w:eastAsia="PingFang SC Regular" w:cs="PingFang SC Regular"/>
                 <w:b/>
                 <w:color w:val="17365D"/>
-                <w:sz w:val="34"/>
+                <w:sz w:val="28"/>
+                <w:szCs w:val="28"/>
+                <w:lang w:val="en-US" w:eastAsia="zh-CN"/>
               </w:rPr>
-              <w:t>285 条</w:t>
+              <w:t>444</w:t>
+            </w:r>
+            <w:r>
+              <w:rPr>
+                <w:rFonts w:hint="eastAsia" w:ascii="PingFang SC Regular" w:hAnsi="PingFang SC Regular" w:eastAsia="PingFang SC Regular" w:cs="PingFang SC Regular"/>
+                <w:b/>
+                <w:color w:val="17365D"/>
+                <w:sz w:val="28"/>
+                <w:szCs w:val="28"/>
+              </w:rPr>
+              <w:t xml:space="preserve"> 条</w:t>
             </w:r>
           </w:p>
         </w:tc>
         <w:tc>
           <w:tcPr>
-            <w:tcW w:w="3231" w:type="dxa"/>
+            <w:tcW w:w="3293" w:type="dxa"/>
             <w:shd w:val="clear" w:color="auto" w:fill="FCE4D6"/>
             <w:tcMar>
               <w:top w:w="140" w:type="dxa"/>
@@ -168,9 +177,12 @@
           </w:tcPr>
           <w:p>
             <w:pPr>
+              <w:spacing w:line="240" w:lineRule="auto"/>
               <w:jc w:val="center"/>
               <w:rPr>
                 <w:rFonts w:hint="eastAsia" w:ascii="PingFang SC Regular" w:hAnsi="PingFang SC Regular" w:eastAsia="PingFang SC Regular" w:cs="PingFang SC Regular"/>
+                <w:sz w:val="28"/>
+                <w:szCs w:val="28"/>
               </w:rPr>
             </w:pPr>
             <w:r>
@@ -178,17 +190,20 @@
                 <w:rFonts w:hint="eastAsia" w:ascii="PingFang SC Regular" w:hAnsi="PingFang SC Regular" w:eastAsia="PingFang SC Regular" w:cs="PingFang SC Regular"/>
                 <w:b/>
                 <w:color w:val="17365D"/>
-                <w:sz w:val="19"/>
+                <w:sz w:val="28"/>
+                <w:szCs w:val="28"/>
               </w:rPr>
               <w:t>净增加</w:t>
             </w:r>
           </w:p>
           <w:p>
             <w:pPr>
-              <w:spacing w:before="0" w:after="0" w:line="276" w:lineRule="auto"/>
+              <w:spacing w:before="0" w:after="0" w:line="240" w:lineRule="auto"/>
               <w:jc w:val="center"/>
               <w:rPr>
                 <w:rFonts w:hint="eastAsia" w:ascii="PingFang SC Regular" w:hAnsi="PingFang SC Regular" w:eastAsia="PingFang SC Regular" w:cs="PingFang SC Regular"/>
+                <w:sz w:val="28"/>
+                <w:szCs w:val="28"/>
               </w:rPr>
             </w:pPr>
             <w:r>
@@ -196,9 +211,21 @@
                 <w:rFonts w:hint="eastAsia" w:ascii="PingFang SC Regular" w:hAnsi="PingFang SC Regular" w:eastAsia="PingFang SC Regular" w:cs="PingFang SC Regular"/>
                 <w:b/>
                 <w:color w:val="17365D"/>
-                <w:sz w:val="34"/>
+                <w:sz w:val="28"/>
+                <w:szCs w:val="28"/>
+                <w:lang w:val="en-US" w:eastAsia="zh-CN"/>
               </w:rPr>
-              <w:t>167 条</w:t>
+              <w:t>326</w:t>
+            </w:r>
+            <w:r>
+              <w:rPr>
+                <w:rFonts w:hint="eastAsia" w:ascii="PingFang SC Regular" w:hAnsi="PingFang SC Regular" w:eastAsia="PingFang SC Regular" w:cs="PingFang SC Regular"/>
+                <w:b/>
+                <w:color w:val="17365D"/>
+                <w:sz w:val="28"/>
+                <w:szCs w:val="28"/>
+              </w:rPr>
+              <w:t xml:space="preserve"> 条</w:t>
             </w:r>
           </w:p>
         </w:tc>
@@ -206,26 +233,69 @@
     </w:tbl>
     <w:p>
       <w:pPr>
-        <w:spacing w:before="100" w:after="160" w:line="276" w:lineRule="auto"/>
+        <w:spacing w:before="160" w:after="100" w:line="276" w:lineRule="auto"/>
+        <w:jc w:val="center"/>
         <w:rPr>
           <w:rFonts w:hint="eastAsia" w:ascii="PingFang SC Regular" w:hAnsi="PingFang SC Regular" w:eastAsia="PingFang SC Regular" w:cs="PingFang SC Regular"/>
+          <w:b/>
+          <w:color w:val="17365D"/>
+          <w:sz w:val="30"/>
+          <w:lang w:eastAsia="zh-CN"/>
         </w:rPr>
       </w:pPr>
       <w:r>
         <w:rPr>
           <w:rFonts w:hint="eastAsia" w:ascii="PingFang SC Regular" w:hAnsi="PingFang SC Regular" w:eastAsia="PingFang SC Regular" w:cs="PingFang SC Regular"/>
-          <w:b w:val="0"/>
-          <w:color w:val="666666"/>
-          <w:sz w:val="19"/>
+          <w:b/>
+          <w:color w:val="17365D"/>
+          <w:sz w:val="30"/>
+          <w:lang w:eastAsia="zh-CN"/>
         </w:rPr>
-        <w:t>说明：285 条仅对应原 118 条规则的拆分、纠错和重构结果，不包含后续额外扩展提取的规则。</w:t>
+        <w:drawing>
+          <wp:inline distT="0" distB="0" distL="114300" distR="114300">
+            <wp:extent cx="5036185" cy="3152775"/>
+            <wp:effectExtent l="0" t="0" r="18415" b="22225"/>
+            <wp:docPr id="1" name="图片 1" descr="9.16 小类规则数统计"/>
+            <wp:cNvGraphicFramePr>
+              <a:graphicFrameLocks xmlns:a="http://schemas.openxmlformats.org/drawingml/2006/main" noChangeAspect="1"/>
+            </wp:cNvGraphicFramePr>
+            <a:graphic xmlns:a="http://schemas.openxmlformats.org/drawingml/2006/main">
+              <a:graphicData uri="http://schemas.openxmlformats.org/drawingml/2006/picture">
+                <pic:pic xmlns:pic="http://schemas.openxmlformats.org/drawingml/2006/picture">
+                  <pic:nvPicPr>
+                    <pic:cNvPr id="1" name="图片 1" descr="9.16 小类规则数统计"/>
+                    <pic:cNvPicPr>
+                      <a:picLocks noChangeAspect="1"/>
+                    </pic:cNvPicPr>
+                  </pic:nvPicPr>
+                  <pic:blipFill>
+                    <a:blip r:embed="rId8"/>
+                    <a:stretch>
+                      <a:fillRect/>
+                    </a:stretch>
+                  </pic:blipFill>
+                  <pic:spPr>
+                    <a:xfrm>
+                      <a:off x="0" y="0"/>
+                      <a:ext cx="5036185" cy="3152775"/>
+                    </a:xfrm>
+                    <a:prstGeom prst="rect">
+                      <a:avLst/>
+                    </a:prstGeom>
+                  </pic:spPr>
+                </pic:pic>
+              </a:graphicData>
+            </a:graphic>
+          </wp:inline>
+        </w:drawing>
       </w:r>
     </w:p>
     <w:p>
       <w:pPr>
         <w:spacing w:before="160" w:after="100" w:line="276" w:lineRule="auto"/>
         <w:rPr>
-          <w:rFonts w:hint="eastAsia" w:ascii="PingFang SC Regular" w:hAnsi="PingFang SC Regular" w:eastAsia="PingFang SC Regular" w:cs="PingFang SC Regular"/>
+          <w:rFonts w:hint="default" w:ascii="PingFang SC Regular" w:hAnsi="PingFang SC Regular" w:eastAsia="PingFang SC Regular" w:cs="PingFang SC Regular"/>
+          <w:lang w:val="en-US" w:eastAsia="zh-CN"/>
         </w:rPr>
       </w:pPr>
       <w:r>
@@ -235,7 +305,17 @@
           <w:color w:val="17365D"/>
           <w:sz w:val="30"/>
         </w:rPr>
-        <w:t>一、本次规则拆分主要做了 5 件事</w:t>
+        <w:t>一、本次规则拆分主要做了</w:t>
+      </w:r>
+      <w:r>
+        <w:rPr>
+          <w:rFonts w:hint="eastAsia" w:ascii="PingFang SC Regular" w:hAnsi="PingFang SC Regular" w:eastAsia="PingFang SC Regular" w:cs="PingFang SC Regular"/>
+          <w:b/>
+          <w:color w:val="17365D"/>
+          <w:sz w:val="30"/>
+          <w:lang w:val="en-US" w:eastAsia="zh-CN"/>
+        </w:rPr>
+        <w:t>以下处理</w:t>
       </w:r>
     </w:p>
     <w:tbl>
@@ -1621,6 +1701,8 @@
           <w:rFonts w:hint="eastAsia" w:ascii="PingFang SC Regular" w:hAnsi="PingFang SC Regular" w:eastAsia="PingFang SC Regular" w:cs="PingFang SC Regular"/>
         </w:rPr>
       </w:pPr>
+      <w:bookmarkStart w:id="0" w:name="_GoBack"/>
+      <w:bookmarkEnd w:id="0"/>
     </w:p>
     <w:p>
       <w:pPr>
@@ -1656,8 +1738,6 @@
           <w:rFonts w:hint="eastAsia" w:ascii="PingFang SC Regular" w:hAnsi="PingFang SC Regular" w:eastAsia="PingFang SC Regular" w:cs="PingFang SC Regular"/>
         </w:rPr>
       </w:pPr>
-      <w:bookmarkStart w:id="0" w:name="_GoBack"/>
-      <w:bookmarkEnd w:id="0"/>
     </w:p>
     <w:p>
       <w:pPr>
@@ -2200,15 +2280,6 @@
       <w:pStyle w:val="25"/>
       <w:jc w:val="right"/>
     </w:pPr>
-    <w:r>
-      <w:rPr>
-        <w:rFonts w:ascii="Noto Sans CJK SC" w:hAnsi="Noto Sans CJK SC" w:eastAsia="Noto Sans CJK SC"/>
-        <w:b w:val="0"/>
-        <w:color w:val="666666"/>
-        <w:sz w:val="17"/>
-      </w:rPr>
-      <w:t>石化项目 | 规则拆分阶段汇报</w:t>
-    </w:r>
   </w:p>
 </w:hdr>
 </file>

--- a/docs/周报汇报/石化项目_规则拆分阶段汇报.docx
+++ b/docs/周报汇报/石化项目_规则拆分阶段汇报.docx
@@ -39,7 +39,7 @@
       </w:tblGrid>
       <w:tr>
         <w:trPr>
-          <w:trHeight w:val="888" w:hRule="atLeast"/>
+          <w:trHeight w:val="809" w:hRule="atLeast"/>
           <w:jc w:val="center"/>
         </w:trPr>
         <w:tc>
@@ -60,8 +60,8 @@
               <w:jc w:val="center"/>
               <w:rPr>
                 <w:rFonts w:hint="eastAsia" w:ascii="PingFang SC Regular" w:hAnsi="PingFang SC Regular" w:eastAsia="PingFang SC Regular" w:cs="PingFang SC Regular"/>
-                <w:sz w:val="28"/>
-                <w:szCs w:val="28"/>
+                <w:sz w:val="20"/>
+                <w:szCs w:val="20"/>
               </w:rPr>
             </w:pPr>
             <w:r>
@@ -69,8 +69,8 @@
                 <w:rFonts w:hint="eastAsia" w:ascii="PingFang SC Regular" w:hAnsi="PingFang SC Regular" w:eastAsia="PingFang SC Regular" w:cs="PingFang SC Regular"/>
                 <w:b/>
                 <w:color w:val="17365D"/>
-                <w:sz w:val="28"/>
-                <w:szCs w:val="28"/>
+                <w:sz w:val="20"/>
+                <w:szCs w:val="20"/>
               </w:rPr>
               <w:t>拆分前</w:t>
             </w:r>
@@ -81,8 +81,8 @@
               <w:jc w:val="center"/>
               <w:rPr>
                 <w:rFonts w:hint="eastAsia" w:ascii="PingFang SC Regular" w:hAnsi="PingFang SC Regular" w:eastAsia="PingFang SC Regular" w:cs="PingFang SC Regular"/>
-                <w:sz w:val="28"/>
-                <w:szCs w:val="28"/>
+                <w:sz w:val="20"/>
+                <w:szCs w:val="20"/>
               </w:rPr>
             </w:pPr>
             <w:r>
@@ -90,8 +90,8 @@
                 <w:rFonts w:hint="eastAsia" w:ascii="PingFang SC Regular" w:hAnsi="PingFang SC Regular" w:eastAsia="PingFang SC Regular" w:cs="PingFang SC Regular"/>
                 <w:b/>
                 <w:color w:val="17365D"/>
-                <w:sz w:val="28"/>
-                <w:szCs w:val="28"/>
+                <w:sz w:val="20"/>
+                <w:szCs w:val="20"/>
               </w:rPr>
               <w:t>118 条</w:t>
             </w:r>
@@ -115,8 +115,8 @@
               <w:jc w:val="center"/>
               <w:rPr>
                 <w:rFonts w:hint="eastAsia" w:ascii="PingFang SC Regular" w:hAnsi="PingFang SC Regular" w:eastAsia="PingFang SC Regular" w:cs="PingFang SC Regular"/>
-                <w:sz w:val="28"/>
-                <w:szCs w:val="28"/>
+                <w:sz w:val="20"/>
+                <w:szCs w:val="20"/>
               </w:rPr>
             </w:pPr>
             <w:r>
@@ -124,8 +124,8 @@
                 <w:rFonts w:hint="eastAsia" w:ascii="PingFang SC Regular" w:hAnsi="PingFang SC Regular" w:eastAsia="PingFang SC Regular" w:cs="PingFang SC Regular"/>
                 <w:b/>
                 <w:color w:val="17365D"/>
-                <w:sz w:val="28"/>
-                <w:szCs w:val="28"/>
+                <w:sz w:val="20"/>
+                <w:szCs w:val="20"/>
               </w:rPr>
               <w:t>拆分后</w:t>
             </w:r>
@@ -136,8 +136,8 @@
               <w:jc w:val="center"/>
               <w:rPr>
                 <w:rFonts w:hint="eastAsia" w:ascii="PingFang SC Regular" w:hAnsi="PingFang SC Regular" w:eastAsia="PingFang SC Regular" w:cs="PingFang SC Regular"/>
-                <w:sz w:val="28"/>
-                <w:szCs w:val="28"/>
+                <w:sz w:val="20"/>
+                <w:szCs w:val="20"/>
               </w:rPr>
             </w:pPr>
             <w:r>
@@ -145,8 +145,8 @@
                 <w:rFonts w:hint="eastAsia" w:ascii="PingFang SC Regular" w:hAnsi="PingFang SC Regular" w:eastAsia="PingFang SC Regular" w:cs="PingFang SC Regular"/>
                 <w:b/>
                 <w:color w:val="17365D"/>
-                <w:sz w:val="28"/>
-                <w:szCs w:val="28"/>
+                <w:sz w:val="20"/>
+                <w:szCs w:val="20"/>
                 <w:lang w:val="en-US" w:eastAsia="zh-CN"/>
               </w:rPr>
               <w:t>444</w:t>
@@ -156,8 +156,8 @@
                 <w:rFonts w:hint="eastAsia" w:ascii="PingFang SC Regular" w:hAnsi="PingFang SC Regular" w:eastAsia="PingFang SC Regular" w:cs="PingFang SC Regular"/>
                 <w:b/>
                 <w:color w:val="17365D"/>
-                <w:sz w:val="28"/>
-                <w:szCs w:val="28"/>
+                <w:sz w:val="20"/>
+                <w:szCs w:val="20"/>
               </w:rPr>
               <w:t xml:space="preserve"> 条</w:t>
             </w:r>
@@ -181,8 +181,8 @@
               <w:jc w:val="center"/>
               <w:rPr>
                 <w:rFonts w:hint="eastAsia" w:ascii="PingFang SC Regular" w:hAnsi="PingFang SC Regular" w:eastAsia="PingFang SC Regular" w:cs="PingFang SC Regular"/>
-                <w:sz w:val="28"/>
-                <w:szCs w:val="28"/>
+                <w:sz w:val="20"/>
+                <w:szCs w:val="20"/>
               </w:rPr>
             </w:pPr>
             <w:r>
@@ -190,8 +190,8 @@
                 <w:rFonts w:hint="eastAsia" w:ascii="PingFang SC Regular" w:hAnsi="PingFang SC Regular" w:eastAsia="PingFang SC Regular" w:cs="PingFang SC Regular"/>
                 <w:b/>
                 <w:color w:val="17365D"/>
-                <w:sz w:val="28"/>
-                <w:szCs w:val="28"/>
+                <w:sz w:val="20"/>
+                <w:szCs w:val="20"/>
               </w:rPr>
               <w:t>净增加</w:t>
             </w:r>
@@ -202,8 +202,8 @@
               <w:jc w:val="center"/>
               <w:rPr>
                 <w:rFonts w:hint="eastAsia" w:ascii="PingFang SC Regular" w:hAnsi="PingFang SC Regular" w:eastAsia="PingFang SC Regular" w:cs="PingFang SC Regular"/>
-                <w:sz w:val="28"/>
-                <w:szCs w:val="28"/>
+                <w:sz w:val="20"/>
+                <w:szCs w:val="20"/>
               </w:rPr>
             </w:pPr>
             <w:r>
@@ -211,8 +211,8 @@
                 <w:rFonts w:hint="eastAsia" w:ascii="PingFang SC Regular" w:hAnsi="PingFang SC Regular" w:eastAsia="PingFang SC Regular" w:cs="PingFang SC Regular"/>
                 <w:b/>
                 <w:color w:val="17365D"/>
-                <w:sz w:val="28"/>
-                <w:szCs w:val="28"/>
+                <w:sz w:val="20"/>
+                <w:szCs w:val="20"/>
                 <w:lang w:val="en-US" w:eastAsia="zh-CN"/>
               </w:rPr>
               <w:t>326</w:t>
@@ -222,8 +222,8 @@
                 <w:rFonts w:hint="eastAsia" w:ascii="PingFang SC Regular" w:hAnsi="PingFang SC Regular" w:eastAsia="PingFang SC Regular" w:cs="PingFang SC Regular"/>
                 <w:b/>
                 <w:color w:val="17365D"/>
-                <w:sz w:val="28"/>
-                <w:szCs w:val="28"/>
+                <w:sz w:val="20"/>
+                <w:szCs w:val="20"/>
               </w:rPr>
               <w:t xml:space="preserve"> 条</w:t>
             </w:r>
@@ -243,6 +243,7 @@
           <w:lang w:eastAsia="zh-CN"/>
         </w:rPr>
       </w:pPr>
+      <w:bookmarkStart w:id="0" w:name="_GoBack"/>
       <w:r>
         <w:rPr>
           <w:rFonts w:hint="eastAsia" w:ascii="PingFang SC Regular" w:hAnsi="PingFang SC Regular" w:eastAsia="PingFang SC Regular" w:cs="PingFang SC Regular"/>
@@ -253,8 +254,8 @@
         </w:rPr>
         <w:drawing>
           <wp:inline distT="0" distB="0" distL="114300" distR="114300">
-            <wp:extent cx="5036185" cy="3152775"/>
-            <wp:effectExtent l="0" t="0" r="18415" b="22225"/>
+            <wp:extent cx="5594350" cy="3502025"/>
+            <wp:effectExtent l="0" t="0" r="19050" b="3175"/>
             <wp:docPr id="1" name="图片 1" descr="9.16 小类规则数统计"/>
             <wp:cNvGraphicFramePr>
               <a:graphicFrameLocks xmlns:a="http://schemas.openxmlformats.org/drawingml/2006/main" noChangeAspect="1"/>
@@ -277,7 +278,7 @@
                   <pic:spPr>
                     <a:xfrm>
                       <a:off x="0" y="0"/>
-                      <a:ext cx="5036185" cy="3152775"/>
+                      <a:ext cx="5594350" cy="3502025"/>
                     </a:xfrm>
                     <a:prstGeom prst="rect">
                       <a:avLst/>
@@ -289,6 +290,7 @@
           </wp:inline>
         </w:drawing>
       </w:r>
+      <w:bookmarkEnd w:id="0"/>
     </w:p>
     <w:p>
       <w:pPr>
@@ -1701,8 +1703,6 @@
           <w:rFonts w:hint="eastAsia" w:ascii="PingFang SC Regular" w:hAnsi="PingFang SC Regular" w:eastAsia="PingFang SC Regular" w:cs="PingFang SC Regular"/>
         </w:rPr>
       </w:pPr>
-      <w:bookmarkStart w:id="0" w:name="_GoBack"/>
-      <w:bookmarkEnd w:id="0"/>
     </w:p>
     <w:p>
       <w:pPr>
@@ -15459,7 +15459,7 @@
 </file>
 
 <file path=customXml/item1.xml><?xml version="1.0" encoding="utf-8"?>
-<b:Sources xmlns="http://schemas.openxmlformats.org/officeDocument/2006/bibliography" xmlns:b="http://schemas.openxmlformats.org/officeDocument/2006/bibliography" SelectedStyle="/APA.XSL" StyleName="APA"/>
+<b:Sources xmlns:b="http://schemas.openxmlformats.org/officeDocument/2006/bibliography" xmlns="http://schemas.openxmlformats.org/officeDocument/2006/bibliography" StyleName="APA" SelectedStyle="/APA.XSL"/>
 </file>
 
 <file path=customXml/itemProps1.xml><?xml version="1.0" encoding="utf-8"?>
